--- a/BTTH1_SS6_IT105.docx
+++ b/BTTH1_SS6_IT105.docx
@@ -4,467 +4,17 @@
   <w:body>
     <w:p>
       <w:r>
-        <w:t>PHẦN A — Activity Diagram (</w:t>
-      </w:r>
-      <w:proofErr w:type="spellStart"/>
-      <w:r>
-        <w:t>đủ</w:t>
-      </w:r>
-      <w:proofErr w:type="spellEnd"/>
-      <w:r>
-        <w:t xml:space="preserve"> 5 </w:t>
-      </w:r>
-      <w:proofErr w:type="spellStart"/>
-      <w:r>
-        <w:t>thành</w:t>
-      </w:r>
-      <w:proofErr w:type="spellEnd"/>
-      <w:r>
-        <w:t xml:space="preserve"> </w:t>
-      </w:r>
-      <w:proofErr w:type="spellStart"/>
-      <w:r>
-        <w:t>phần</w:t>
-      </w:r>
-      <w:proofErr w:type="spellEnd"/>
-      <w:r>
-        <w:t>)</w:t>
+        <w:t>PHẦN A — Activity Diagram (đủ 5 thành phần)</w:t>
       </w:r>
     </w:p>
     <w:p>
-      <w:proofErr w:type="spellStart"/>
       <w:r>
-        <w:t>Bước</w:t>
-      </w:r>
-      <w:proofErr w:type="spellEnd"/>
-      <w:r>
-        <w:t xml:space="preserve"> 1: </w:t>
-      </w:r>
-      <w:proofErr w:type="spellStart"/>
-      <w:r>
-        <w:t>Đọc</w:t>
-      </w:r>
-      <w:proofErr w:type="spellEnd"/>
-      <w:r>
-        <w:t xml:space="preserve"> </w:t>
-      </w:r>
-      <w:proofErr w:type="spellStart"/>
-      <w:r>
-        <w:t>kịch</w:t>
-      </w:r>
-      <w:proofErr w:type="spellEnd"/>
-      <w:r>
-        <w:t xml:space="preserve"> </w:t>
-      </w:r>
-      <w:proofErr w:type="spellStart"/>
-      <w:r>
-        <w:t>bản</w:t>
-      </w:r>
-      <w:proofErr w:type="spellEnd"/>
-      <w:r>
-        <w:t>: "</w:t>
-      </w:r>
-      <w:proofErr w:type="spellStart"/>
-      <w:r>
-        <w:t>Khách</w:t>
-      </w:r>
-      <w:proofErr w:type="spellEnd"/>
-      <w:r>
-        <w:t xml:space="preserve"> </w:t>
-      </w:r>
-      <w:proofErr w:type="spellStart"/>
-      <w:r>
-        <w:t>hàng</w:t>
-      </w:r>
-      <w:proofErr w:type="spellEnd"/>
-      <w:r>
-        <w:t xml:space="preserve"> </w:t>
-      </w:r>
-      <w:proofErr w:type="spellStart"/>
-      <w:r>
-        <w:t>quét</w:t>
-      </w:r>
-      <w:proofErr w:type="spellEnd"/>
-      <w:r>
-        <w:t xml:space="preserve"> </w:t>
-      </w:r>
-      <w:proofErr w:type="spellStart"/>
-      <w:r>
-        <w:t>mã</w:t>
-      </w:r>
-      <w:proofErr w:type="spellEnd"/>
-      <w:r>
-        <w:t xml:space="preserve"> QR. </w:t>
-      </w:r>
-      <w:proofErr w:type="spellStart"/>
-      <w:r>
-        <w:t>Hệ</w:t>
-      </w:r>
-      <w:proofErr w:type="spellEnd"/>
-      <w:r>
-        <w:t xml:space="preserve"> </w:t>
-      </w:r>
-      <w:proofErr w:type="spellStart"/>
-      <w:r>
-        <w:t>thống</w:t>
-      </w:r>
-      <w:proofErr w:type="spellEnd"/>
-      <w:r>
-        <w:t xml:space="preserve"> </w:t>
-      </w:r>
-      <w:proofErr w:type="spellStart"/>
-      <w:r>
-        <w:t>kiểm</w:t>
-      </w:r>
-      <w:proofErr w:type="spellEnd"/>
-      <w:r>
-        <w:t xml:space="preserve"> </w:t>
-      </w:r>
-      <w:proofErr w:type="spellStart"/>
-      <w:r>
-        <w:t>tra</w:t>
-      </w:r>
-      <w:proofErr w:type="spellEnd"/>
-      <w:r>
-        <w:t xml:space="preserve"> </w:t>
-      </w:r>
-      <w:proofErr w:type="spellStart"/>
-      <w:r>
-        <w:t>số</w:t>
-      </w:r>
-      <w:proofErr w:type="spellEnd"/>
-      <w:r>
-        <w:t xml:space="preserve"> </w:t>
-      </w:r>
-      <w:proofErr w:type="spellStart"/>
-      <w:r>
-        <w:t>dư</w:t>
-      </w:r>
-      <w:proofErr w:type="spellEnd"/>
-      <w:r>
-        <w:t xml:space="preserve">: </w:t>
-      </w:r>
-      <w:proofErr w:type="spellStart"/>
-      <w:r>
-        <w:t>nếu</w:t>
-      </w:r>
-      <w:proofErr w:type="spellEnd"/>
-      <w:r>
-        <w:t xml:space="preserve"> </w:t>
-      </w:r>
-      <w:proofErr w:type="spellStart"/>
-      <w:r>
-        <w:t>Đủ</w:t>
-      </w:r>
-      <w:proofErr w:type="spellEnd"/>
-      <w:r>
-        <w:t xml:space="preserve"> </w:t>
-      </w:r>
-      <w:proofErr w:type="spellStart"/>
-      <w:r>
-        <w:t>số</w:t>
-      </w:r>
-      <w:proofErr w:type="spellEnd"/>
-      <w:r>
-        <w:t xml:space="preserve"> </w:t>
-      </w:r>
-      <w:proofErr w:type="spellStart"/>
-      <w:r>
-        <w:t>dư</w:t>
-      </w:r>
-      <w:proofErr w:type="spellEnd"/>
-      <w:r>
-        <w:t xml:space="preserve"> </w:t>
-      </w:r>
-      <w:proofErr w:type="spellStart"/>
-      <w:r>
-        <w:t>thì</w:t>
-      </w:r>
-      <w:proofErr w:type="spellEnd"/>
-      <w:r>
-        <w:t xml:space="preserve"> </w:t>
-      </w:r>
-      <w:proofErr w:type="spellStart"/>
-      <w:r>
-        <w:t>vừa</w:t>
-      </w:r>
-      <w:proofErr w:type="spellEnd"/>
-      <w:r>
-        <w:t xml:space="preserve"> </w:t>
-      </w:r>
-      <w:proofErr w:type="spellStart"/>
-      <w:r>
-        <w:t>nhả</w:t>
-      </w:r>
-      <w:proofErr w:type="spellEnd"/>
-      <w:r>
-        <w:t xml:space="preserve"> </w:t>
-      </w:r>
-      <w:proofErr w:type="spellStart"/>
-      <w:r>
-        <w:t>tiền</w:t>
-      </w:r>
-      <w:proofErr w:type="spellEnd"/>
-      <w:r>
-        <w:t xml:space="preserve"> </w:t>
-      </w:r>
-      <w:proofErr w:type="spellStart"/>
-      <w:r>
-        <w:t>vừa</w:t>
-      </w:r>
-      <w:proofErr w:type="spellEnd"/>
-      <w:r>
-        <w:t xml:space="preserve"> </w:t>
-      </w:r>
-      <w:proofErr w:type="spellStart"/>
-      <w:r>
-        <w:t>gửi</w:t>
-      </w:r>
-      <w:proofErr w:type="spellEnd"/>
-      <w:r>
-        <w:t xml:space="preserve"> SMS </w:t>
-      </w:r>
-      <w:proofErr w:type="spellStart"/>
-      <w:r>
-        <w:t>báo</w:t>
-      </w:r>
-      <w:proofErr w:type="spellEnd"/>
-      <w:r>
-        <w:t xml:space="preserve"> </w:t>
-      </w:r>
-      <w:proofErr w:type="spellStart"/>
-      <w:r>
-        <w:t>biến</w:t>
-      </w:r>
-      <w:proofErr w:type="spellEnd"/>
-      <w:r>
-        <w:t xml:space="preserve"> </w:t>
-      </w:r>
-      <w:proofErr w:type="spellStart"/>
-      <w:r>
-        <w:t>động</w:t>
-      </w:r>
-      <w:proofErr w:type="spellEnd"/>
-      <w:r>
-        <w:t xml:space="preserve"> </w:t>
-      </w:r>
-      <w:proofErr w:type="spellStart"/>
-      <w:r>
-        <w:t>số</w:t>
-      </w:r>
-      <w:proofErr w:type="spellEnd"/>
-      <w:r>
-        <w:t xml:space="preserve"> </w:t>
-      </w:r>
-      <w:proofErr w:type="spellStart"/>
-      <w:r>
-        <w:t>dư</w:t>
-      </w:r>
-      <w:proofErr w:type="spellEnd"/>
-      <w:r>
-        <w:t xml:space="preserve"> </w:t>
-      </w:r>
-      <w:proofErr w:type="spellStart"/>
-      <w:r>
-        <w:t>cùng</w:t>
-      </w:r>
-      <w:proofErr w:type="spellEnd"/>
-      <w:r>
-        <w:t xml:space="preserve"> </w:t>
-      </w:r>
-      <w:proofErr w:type="spellStart"/>
-      <w:r>
-        <w:t>lúc</w:t>
-      </w:r>
-      <w:proofErr w:type="spellEnd"/>
-      <w:r>
-        <w:t xml:space="preserve"> </w:t>
-      </w:r>
-      <w:proofErr w:type="spellStart"/>
-      <w:r>
-        <w:t>rồi</w:t>
-      </w:r>
-      <w:proofErr w:type="spellEnd"/>
-      <w:r>
-        <w:t xml:space="preserve"> </w:t>
-      </w:r>
-      <w:proofErr w:type="spellStart"/>
-      <w:r>
-        <w:t>kết</w:t>
-      </w:r>
-      <w:proofErr w:type="spellEnd"/>
-      <w:r>
-        <w:t xml:space="preserve"> </w:t>
-      </w:r>
-      <w:proofErr w:type="spellStart"/>
-      <w:r>
-        <w:t>thúc</w:t>
-      </w:r>
-      <w:proofErr w:type="spellEnd"/>
-      <w:r>
-        <w:t xml:space="preserve">; </w:t>
-      </w:r>
-      <w:proofErr w:type="spellStart"/>
-      <w:r>
-        <w:t>nếu</w:t>
-      </w:r>
-      <w:proofErr w:type="spellEnd"/>
-      <w:r>
-        <w:t xml:space="preserve"> </w:t>
-      </w:r>
-      <w:proofErr w:type="spellStart"/>
-      <w:r>
-        <w:t>Không</w:t>
-      </w:r>
-      <w:proofErr w:type="spellEnd"/>
-      <w:r>
-        <w:t xml:space="preserve"> </w:t>
-      </w:r>
-      <w:proofErr w:type="spellStart"/>
-      <w:r>
-        <w:t>đủ</w:t>
-      </w:r>
-      <w:proofErr w:type="spellEnd"/>
-      <w:r>
-        <w:t xml:space="preserve"> </w:t>
-      </w:r>
-      <w:proofErr w:type="spellStart"/>
-      <w:r>
-        <w:t>số</w:t>
-      </w:r>
-      <w:proofErr w:type="spellEnd"/>
-      <w:r>
-        <w:t xml:space="preserve"> </w:t>
-      </w:r>
-      <w:proofErr w:type="spellStart"/>
-      <w:r>
-        <w:t>dư</w:t>
-      </w:r>
-      <w:proofErr w:type="spellEnd"/>
-      <w:r>
-        <w:t xml:space="preserve"> </w:t>
-      </w:r>
-      <w:proofErr w:type="spellStart"/>
-      <w:r>
-        <w:t>thì</w:t>
-      </w:r>
-      <w:proofErr w:type="spellEnd"/>
-      <w:r>
-        <w:t xml:space="preserve"> </w:t>
-      </w:r>
-      <w:proofErr w:type="spellStart"/>
-      <w:r>
-        <w:t>hiển</w:t>
-      </w:r>
-      <w:proofErr w:type="spellEnd"/>
-      <w:r>
-        <w:t xml:space="preserve"> </w:t>
-      </w:r>
-      <w:proofErr w:type="spellStart"/>
-      <w:r>
-        <w:t>thị</w:t>
-      </w:r>
-      <w:proofErr w:type="spellEnd"/>
-      <w:r>
-        <w:t xml:space="preserve"> </w:t>
-      </w:r>
-      <w:proofErr w:type="spellStart"/>
-      <w:r>
-        <w:t>lỗi</w:t>
-      </w:r>
-      <w:proofErr w:type="spellEnd"/>
-      <w:r>
-        <w:t xml:space="preserve"> </w:t>
-      </w:r>
-      <w:proofErr w:type="spellStart"/>
-      <w:r>
-        <w:t>và</w:t>
-      </w:r>
-      <w:proofErr w:type="spellEnd"/>
-      <w:r>
-        <w:t xml:space="preserve"> </w:t>
-      </w:r>
-      <w:proofErr w:type="spellStart"/>
-      <w:r>
-        <w:t>kết</w:t>
-      </w:r>
-      <w:proofErr w:type="spellEnd"/>
-      <w:r>
-        <w:t xml:space="preserve"> </w:t>
-      </w:r>
-      <w:proofErr w:type="spellStart"/>
-      <w:r>
-        <w:t>thúc</w:t>
-      </w:r>
-      <w:proofErr w:type="spellEnd"/>
-      <w:r>
-        <w:t>."</w:t>
+        <w:t>Bước 1: Đọc kịch bản: "Khách hàng quét mã QR. Hệ thống kiểm tra số dư: nếu Đủ số dư thì vừa nhả tiền vừa gửi SMS báo biến động số dư cùng lúc rồi kết thúc; nếu Không đủ số dư thì hiển thị lỗi và kết thúc."</w:t>
       </w:r>
     </w:p>
     <w:p>
-      <w:proofErr w:type="spellStart"/>
       <w:r>
-        <w:t>Bước</w:t>
-      </w:r>
-      <w:proofErr w:type="spellEnd"/>
-      <w:r>
-        <w:t xml:space="preserve"> 2: Hoàn </w:t>
-      </w:r>
-      <w:proofErr w:type="spellStart"/>
-      <w:r>
-        <w:t>thiện</w:t>
-      </w:r>
-      <w:proofErr w:type="spellEnd"/>
-      <w:r>
-        <w:t xml:space="preserve"> </w:t>
-      </w:r>
-      <w:proofErr w:type="spellStart"/>
-      <w:r>
-        <w:t>bảng</w:t>
-      </w:r>
-      <w:proofErr w:type="spellEnd"/>
-      <w:r>
-        <w:t xml:space="preserve"> </w:t>
-      </w:r>
-      <w:proofErr w:type="spellStart"/>
-      <w:r>
-        <w:t>phân</w:t>
-      </w:r>
-      <w:proofErr w:type="spellEnd"/>
-      <w:r>
-        <w:t xml:space="preserve"> </w:t>
-      </w:r>
-      <w:proofErr w:type="spellStart"/>
-      <w:r>
-        <w:t>rã</w:t>
-      </w:r>
-      <w:proofErr w:type="spellEnd"/>
-      <w:r>
-        <w:t xml:space="preserve"> Node — Swimlane (</w:t>
-      </w:r>
-      <w:proofErr w:type="spellStart"/>
-      <w:r>
-        <w:t>đã</w:t>
-      </w:r>
-      <w:proofErr w:type="spellEnd"/>
-      <w:r>
-        <w:t xml:space="preserve"> </w:t>
-      </w:r>
-      <w:proofErr w:type="spellStart"/>
-      <w:r>
-        <w:t>có</w:t>
-      </w:r>
-      <w:proofErr w:type="spellEnd"/>
-      <w:r>
-        <w:t xml:space="preserve"> </w:t>
-      </w:r>
-      <w:proofErr w:type="spellStart"/>
-      <w:r>
-        <w:t>sẵn</w:t>
-      </w:r>
-      <w:proofErr w:type="spellEnd"/>
-      <w:r>
-        <w:t xml:space="preserve"> 60%).</w:t>
+        <w:t>Bước 2: Hoàn thiện bảng phân rã Node — Swimlane (đã có sẵn 60%).</w:t>
       </w:r>
     </w:p>
     <w:tbl>
@@ -505,13 +55,8 @@
             <w:hideMark/>
           </w:tcPr>
           <w:p>
-            <w:proofErr w:type="spellStart"/>
-            <w:r>
-              <w:t>Loại</w:t>
-            </w:r>
-            <w:proofErr w:type="spellEnd"/>
-            <w:r>
-              <w:t xml:space="preserve"> Node</w:t>
+            <w:r>
+              <w:t>Loại Node</w:t>
             </w:r>
           </w:p>
         </w:tc>
@@ -534,27 +79,9 @@
             <w:hideMark/>
           </w:tcPr>
           <w:p>
-            <w:proofErr w:type="spellStart"/>
-            <w:r>
-              <w:t>Tên</w:t>
-            </w:r>
-            <w:proofErr w:type="spellEnd"/>
-            <w:r>
-              <w:t xml:space="preserve"> Node / </w:t>
-            </w:r>
-            <w:proofErr w:type="spellStart"/>
-            <w:r>
-              <w:t>Tác</w:t>
-            </w:r>
-            <w:proofErr w:type="spellEnd"/>
-            <w:r>
-              <w:t xml:space="preserve"> </w:t>
-            </w:r>
-            <w:proofErr w:type="spellStart"/>
-            <w:r>
-              <w:t>vụ</w:t>
-            </w:r>
-            <w:proofErr w:type="spellEnd"/>
+            <w:r>
+              <w:t>Tên Node / Tác vụ</w:t>
+            </w:r>
           </w:p>
         </w:tc>
         <w:tc>
@@ -576,21 +103,8 @@
           </w:tcPr>
           <w:p>
             <w:r>
-              <w:t xml:space="preserve">Swimlane </w:t>
-            </w:r>
-            <w:proofErr w:type="spellStart"/>
-            <w:r>
-              <w:t>phụ</w:t>
-            </w:r>
-            <w:proofErr w:type="spellEnd"/>
-            <w:r>
-              <w:t xml:space="preserve"> </w:t>
-            </w:r>
-            <w:proofErr w:type="spellStart"/>
-            <w:r>
-              <w:t>trách</w:t>
-            </w:r>
-            <w:proofErr w:type="spellEnd"/>
+              <w:t>Swimlane phụ trách</w:t>
+            </w:r>
           </w:p>
         </w:tc>
       </w:tr>
@@ -640,19 +154,9 @@
             <w:hideMark/>
           </w:tcPr>
           <w:p>
-            <w:proofErr w:type="spellStart"/>
-            <w:r>
-              <w:t>Bắt</w:t>
-            </w:r>
-            <w:proofErr w:type="spellEnd"/>
-            <w:r>
-              <w:t xml:space="preserve"> </w:t>
-            </w:r>
-            <w:proofErr w:type="spellStart"/>
-            <w:r>
-              <w:t>đầu</w:t>
-            </w:r>
-            <w:proofErr w:type="spellEnd"/>
+            <w:r>
+              <w:t>Bắt đầu</w:t>
+            </w:r>
           </w:p>
         </w:tc>
         <w:tc>
@@ -725,21 +229,8 @@
             <w:hideMark/>
           </w:tcPr>
           <w:p>
-            <w:proofErr w:type="spellStart"/>
-            <w:r>
-              <w:t>Quét</w:t>
-            </w:r>
-            <w:proofErr w:type="spellEnd"/>
-            <w:r>
-              <w:t xml:space="preserve"> </w:t>
-            </w:r>
-            <w:proofErr w:type="spellStart"/>
-            <w:r>
-              <w:t>mã</w:t>
-            </w:r>
-            <w:proofErr w:type="spellEnd"/>
-            <w:r>
-              <w:t xml:space="preserve"> QR</w:t>
+            <w:r>
+              <w:t>Quét mã QR</w:t>
             </w:r>
           </w:p>
         </w:tc>
@@ -761,19 +252,9 @@
             <w:hideMark/>
           </w:tcPr>
           <w:p>
-            <w:proofErr w:type="spellStart"/>
-            <w:r>
-              <w:t>Khách</w:t>
-            </w:r>
-            <w:proofErr w:type="spellEnd"/>
-            <w:r>
-              <w:t xml:space="preserve"> </w:t>
-            </w:r>
-            <w:proofErr w:type="spellStart"/>
-            <w:r>
-              <w:t>hàng</w:t>
-            </w:r>
-            <w:proofErr w:type="spellEnd"/>
+            <w:r>
+              <w:t>Khách hàng</w:t>
+            </w:r>
           </w:p>
         </w:tc>
       </w:tr>
@@ -823,61 +304,8 @@
             <w:hideMark/>
           </w:tcPr>
           <w:p>
-            <w:proofErr w:type="spellStart"/>
-            <w:r>
-              <w:t>Kiểm</w:t>
-            </w:r>
-            <w:proofErr w:type="spellEnd"/>
-            <w:r>
-              <w:t xml:space="preserve"> </w:t>
-            </w:r>
-            <w:proofErr w:type="spellStart"/>
-            <w:r>
-              <w:t>tra</w:t>
-            </w:r>
-            <w:proofErr w:type="spellEnd"/>
-            <w:r>
-              <w:t xml:space="preserve"> </w:t>
-            </w:r>
-            <w:proofErr w:type="spellStart"/>
-            <w:r>
-              <w:t>số</w:t>
-            </w:r>
-            <w:proofErr w:type="spellEnd"/>
-            <w:r>
-              <w:t xml:space="preserve"> </w:t>
-            </w:r>
-            <w:proofErr w:type="spellStart"/>
-            <w:r>
-              <w:t>dư</w:t>
-            </w:r>
-            <w:proofErr w:type="spellEnd"/>
-            <w:r>
-              <w:t xml:space="preserve"> (</w:t>
-            </w:r>
-            <w:proofErr w:type="spellStart"/>
-            <w:r>
-              <w:t>Đủ</w:t>
-            </w:r>
-            <w:proofErr w:type="spellEnd"/>
-            <w:r>
-              <w:t xml:space="preserve"> / </w:t>
-            </w:r>
-            <w:proofErr w:type="spellStart"/>
-            <w:r>
-              <w:t>Không</w:t>
-            </w:r>
-            <w:proofErr w:type="spellEnd"/>
-            <w:r>
-              <w:t xml:space="preserve"> </w:t>
-            </w:r>
-            <w:proofErr w:type="spellStart"/>
-            <w:r>
-              <w:t>đủ</w:t>
-            </w:r>
-            <w:proofErr w:type="spellEnd"/>
-            <w:r>
-              <w:t>)</w:t>
+            <w:r>
+              <w:t>Kiểm tra số dư (Đủ / Không đủ)</w:t>
             </w:r>
           </w:p>
         </w:tc>
@@ -899,19 +327,9 @@
             <w:hideMark/>
           </w:tcPr>
           <w:p>
-            <w:proofErr w:type="spellStart"/>
-            <w:r>
-              <w:t>Hệ</w:t>
-            </w:r>
-            <w:proofErr w:type="spellEnd"/>
-            <w:r>
-              <w:t xml:space="preserve"> </w:t>
-            </w:r>
-            <w:proofErr w:type="spellStart"/>
-            <w:r>
-              <w:t>thống</w:t>
-            </w:r>
-            <w:proofErr w:type="spellEnd"/>
+            <w:r>
+              <w:t>Hệ thống</w:t>
+            </w:r>
           </w:p>
         </w:tc>
       </w:tr>
@@ -961,59 +379,9 @@
             <w:hideMark/>
           </w:tcPr>
           <w:p>
-            <w:proofErr w:type="spellStart"/>
-            <w:r>
-              <w:t>tách</w:t>
-            </w:r>
-            <w:proofErr w:type="spellEnd"/>
-            <w:r>
-              <w:t xml:space="preserve"> 2 </w:t>
-            </w:r>
-            <w:proofErr w:type="spellStart"/>
-            <w:r>
-              <w:t>nhánh</w:t>
-            </w:r>
-            <w:proofErr w:type="spellEnd"/>
-            <w:r>
-              <w:t xml:space="preserve"> song </w:t>
-            </w:r>
-            <w:proofErr w:type="spellStart"/>
-            <w:r>
-              <w:t>song</w:t>
-            </w:r>
-            <w:proofErr w:type="spellEnd"/>
-            <w:r>
-              <w:t xml:space="preserve"> </w:t>
-            </w:r>
-            <w:proofErr w:type="spellStart"/>
-            <w:r>
-              <w:t>khi</w:t>
-            </w:r>
-            <w:proofErr w:type="spellEnd"/>
-            <w:r>
-              <w:t xml:space="preserve"> </w:t>
-            </w:r>
-            <w:proofErr w:type="spellStart"/>
-            <w:r>
-              <w:t>Đủ</w:t>
-            </w:r>
-            <w:proofErr w:type="spellEnd"/>
-            <w:r>
-              <w:t xml:space="preserve"> </w:t>
-            </w:r>
-            <w:proofErr w:type="spellStart"/>
-            <w:r>
-              <w:t>số</w:t>
-            </w:r>
-            <w:proofErr w:type="spellEnd"/>
-            <w:r>
-              <w:t xml:space="preserve"> </w:t>
-            </w:r>
-            <w:proofErr w:type="spellStart"/>
-            <w:r>
-              <w:t>dư</w:t>
-            </w:r>
-            <w:proofErr w:type="spellEnd"/>
+            <w:r>
+              <w:t>tách 2 nhánh song song khi Đủ số dư</w:t>
+            </w:r>
           </w:p>
         </w:tc>
         <w:tc>
@@ -1034,19 +402,9 @@
             <w:hideMark/>
           </w:tcPr>
           <w:p>
-            <w:proofErr w:type="spellStart"/>
-            <w:r>
-              <w:t>Hệ</w:t>
-            </w:r>
-            <w:proofErr w:type="spellEnd"/>
-            <w:r>
-              <w:t xml:space="preserve"> </w:t>
-            </w:r>
-            <w:proofErr w:type="spellStart"/>
-            <w:r>
-              <w:t>thống</w:t>
-            </w:r>
-            <w:proofErr w:type="spellEnd"/>
+            <w:r>
+              <w:t>Hệ thống</w:t>
+            </w:r>
           </w:p>
         </w:tc>
       </w:tr>
@@ -1096,19 +454,9 @@
             <w:hideMark/>
           </w:tcPr>
           <w:p>
-            <w:proofErr w:type="spellStart"/>
-            <w:r>
-              <w:t>Nhả</w:t>
-            </w:r>
-            <w:proofErr w:type="spellEnd"/>
-            <w:r>
-              <w:t xml:space="preserve"> </w:t>
-            </w:r>
-            <w:proofErr w:type="spellStart"/>
-            <w:r>
-              <w:t>tiền</w:t>
-            </w:r>
-            <w:proofErr w:type="spellEnd"/>
+            <w:r>
+              <w:t>Nhả tiền</w:t>
+            </w:r>
           </w:p>
         </w:tc>
         <w:tc>
@@ -1129,19 +477,9 @@
             <w:hideMark/>
           </w:tcPr>
           <w:p>
-            <w:proofErr w:type="spellStart"/>
-            <w:r>
-              <w:t>Hệ</w:t>
-            </w:r>
-            <w:proofErr w:type="spellEnd"/>
-            <w:r>
-              <w:t xml:space="preserve"> </w:t>
-            </w:r>
-            <w:proofErr w:type="spellStart"/>
-            <w:r>
-              <w:t>thống</w:t>
-            </w:r>
-            <w:proofErr w:type="spellEnd"/>
+            <w:r>
+              <w:t>Hệ thống</w:t>
+            </w:r>
           </w:p>
         </w:tc>
       </w:tr>
@@ -1191,51 +529,9 @@
             <w:hideMark/>
           </w:tcPr>
           <w:p>
-            <w:proofErr w:type="spellStart"/>
-            <w:r>
-              <w:t>Gửi</w:t>
-            </w:r>
-            <w:proofErr w:type="spellEnd"/>
-            <w:r>
-              <w:t xml:space="preserve"> SMS </w:t>
-            </w:r>
-            <w:proofErr w:type="spellStart"/>
-            <w:r>
-              <w:t>báo</w:t>
-            </w:r>
-            <w:proofErr w:type="spellEnd"/>
-            <w:r>
-              <w:t xml:space="preserve"> </w:t>
-            </w:r>
-            <w:proofErr w:type="spellStart"/>
-            <w:r>
-              <w:t>biến</w:t>
-            </w:r>
-            <w:proofErr w:type="spellEnd"/>
-            <w:r>
-              <w:t xml:space="preserve"> </w:t>
-            </w:r>
-            <w:proofErr w:type="spellStart"/>
-            <w:r>
-              <w:t>động</w:t>
-            </w:r>
-            <w:proofErr w:type="spellEnd"/>
-            <w:r>
-              <w:t xml:space="preserve"> </w:t>
-            </w:r>
-            <w:proofErr w:type="spellStart"/>
-            <w:r>
-              <w:t>số</w:t>
-            </w:r>
-            <w:proofErr w:type="spellEnd"/>
-            <w:r>
-              <w:t xml:space="preserve"> </w:t>
-            </w:r>
-            <w:proofErr w:type="spellStart"/>
-            <w:r>
-              <w:t>dư</w:t>
-            </w:r>
-            <w:proofErr w:type="spellEnd"/>
+            <w:r>
+              <w:t>Gửi SMS báo biến động số dư</w:t>
+            </w:r>
           </w:p>
         </w:tc>
         <w:tc>
@@ -1256,19 +552,9 @@
             <w:hideMark/>
           </w:tcPr>
           <w:p>
-            <w:proofErr w:type="spellStart"/>
-            <w:r>
-              <w:t>Hệ</w:t>
-            </w:r>
-            <w:proofErr w:type="spellEnd"/>
-            <w:r>
-              <w:t xml:space="preserve"> </w:t>
-            </w:r>
-            <w:proofErr w:type="spellStart"/>
-            <w:r>
-              <w:t>thống</w:t>
-            </w:r>
-            <w:proofErr w:type="spellEnd"/>
+            <w:r>
+              <w:t>Hệ thống</w:t>
+            </w:r>
           </w:p>
         </w:tc>
       </w:tr>
@@ -1318,27 +604,9 @@
             <w:hideMark/>
           </w:tcPr>
           <w:p>
-            <w:proofErr w:type="spellStart"/>
-            <w:r>
-              <w:t>gộp</w:t>
-            </w:r>
-            <w:proofErr w:type="spellEnd"/>
-            <w:r>
-              <w:t xml:space="preserve"> 2 </w:t>
-            </w:r>
-            <w:proofErr w:type="spellStart"/>
-            <w:r>
-              <w:t>nhánh</w:t>
-            </w:r>
-            <w:proofErr w:type="spellEnd"/>
-            <w:r>
-              <w:t xml:space="preserve"> song </w:t>
-            </w:r>
-            <w:proofErr w:type="spellStart"/>
-            <w:r>
-              <w:t>song</w:t>
-            </w:r>
-            <w:proofErr w:type="spellEnd"/>
+            <w:r>
+              <w:t>gộp 2 nhánh song song</w:t>
+            </w:r>
           </w:p>
         </w:tc>
         <w:tc>
@@ -1359,19 +627,9 @@
             <w:hideMark/>
           </w:tcPr>
           <w:p>
-            <w:proofErr w:type="spellStart"/>
-            <w:r>
-              <w:t>Hệ</w:t>
-            </w:r>
-            <w:proofErr w:type="spellEnd"/>
-            <w:r>
-              <w:t xml:space="preserve"> </w:t>
-            </w:r>
-            <w:proofErr w:type="spellStart"/>
-            <w:r>
-              <w:t>thống</w:t>
-            </w:r>
-            <w:proofErr w:type="spellEnd"/>
+            <w:r>
+              <w:t>Hệ thống</w:t>
+            </w:r>
           </w:p>
         </w:tc>
       </w:tr>
@@ -1421,19 +679,9 @@
             <w:hideMark/>
           </w:tcPr>
           <w:p>
-            <w:proofErr w:type="spellStart"/>
-            <w:r>
-              <w:t>Kết</w:t>
-            </w:r>
-            <w:proofErr w:type="spellEnd"/>
-            <w:r>
-              <w:t xml:space="preserve"> </w:t>
-            </w:r>
-            <w:proofErr w:type="spellStart"/>
-            <w:r>
-              <w:t>thúc</w:t>
-            </w:r>
-            <w:proofErr w:type="spellEnd"/>
+            <w:r>
+              <w:t>Kết thúc</w:t>
+            </w:r>
           </w:p>
         </w:tc>
         <w:tc>
@@ -1463,129 +711,15 @@
     </w:tbl>
     <w:p/>
     <w:p>
-      <w:proofErr w:type="spellStart"/>
       <w:r>
-        <w:t>Bước</w:t>
-      </w:r>
-      <w:proofErr w:type="spellEnd"/>
-      <w:r>
-        <w:t xml:space="preserve"> 3: </w:t>
-      </w:r>
-      <w:proofErr w:type="spellStart"/>
-      <w:r>
-        <w:t>Vẽ</w:t>
-      </w:r>
-      <w:proofErr w:type="spellEnd"/>
-      <w:r>
-        <w:t xml:space="preserve"> Activity Diagram </w:t>
-      </w:r>
-      <w:proofErr w:type="spellStart"/>
-      <w:r>
-        <w:t>có</w:t>
-      </w:r>
-      <w:proofErr w:type="spellEnd"/>
-      <w:r>
-        <w:t xml:space="preserve"> 2 Swimlane (</w:t>
-      </w:r>
-      <w:proofErr w:type="spellStart"/>
-      <w:r>
-        <w:t>Khách</w:t>
-      </w:r>
-      <w:proofErr w:type="spellEnd"/>
-      <w:r>
-        <w:t xml:space="preserve"> </w:t>
-      </w:r>
-      <w:proofErr w:type="spellStart"/>
-      <w:r>
-        <w:t>hàng</w:t>
-      </w:r>
-      <w:proofErr w:type="spellEnd"/>
-      <w:r>
-        <w:t xml:space="preserve">, </w:t>
-      </w:r>
-      <w:proofErr w:type="spellStart"/>
-      <w:r>
-        <w:t>Hệ</w:t>
-      </w:r>
-      <w:proofErr w:type="spellEnd"/>
-      <w:r>
-        <w:t xml:space="preserve"> </w:t>
-      </w:r>
-      <w:proofErr w:type="spellStart"/>
-      <w:r>
-        <w:t>thống</w:t>
-      </w:r>
-      <w:proofErr w:type="spellEnd"/>
-      <w:r>
-        <w:t xml:space="preserve">), </w:t>
-      </w:r>
-      <w:proofErr w:type="spellStart"/>
-      <w:r>
-        <w:t>thể</w:t>
-      </w:r>
-      <w:proofErr w:type="spellEnd"/>
-      <w:r>
-        <w:t xml:space="preserve"> </w:t>
-      </w:r>
-      <w:proofErr w:type="spellStart"/>
-      <w:r>
-        <w:t>hiện</w:t>
-      </w:r>
-      <w:proofErr w:type="spellEnd"/>
-      <w:r>
-        <w:t xml:space="preserve"> </w:t>
-      </w:r>
-      <w:proofErr w:type="spellStart"/>
-      <w:r>
-        <w:t>đủ</w:t>
-      </w:r>
-      <w:proofErr w:type="spellEnd"/>
-      <w:r>
-        <w:t xml:space="preserve"> Decision </w:t>
-      </w:r>
-      <w:proofErr w:type="spellStart"/>
-      <w:r>
-        <w:t>và</w:t>
-      </w:r>
-      <w:proofErr w:type="spellEnd"/>
-      <w:r>
-        <w:t xml:space="preserve"> </w:t>
-      </w:r>
-      <w:proofErr w:type="spellStart"/>
-      <w:r>
-        <w:t>cặp</w:t>
-      </w:r>
-      <w:proofErr w:type="spellEnd"/>
-      <w:r>
-        <w:t xml:space="preserve"> Fork/Join </w:t>
-      </w:r>
-      <w:proofErr w:type="spellStart"/>
-      <w:r>
-        <w:t>theo</w:t>
-      </w:r>
-      <w:proofErr w:type="spellEnd"/>
-      <w:r>
-        <w:t xml:space="preserve"> </w:t>
-      </w:r>
-      <w:proofErr w:type="spellStart"/>
-      <w:r>
-        <w:t>bảng</w:t>
-      </w:r>
-      <w:proofErr w:type="spellEnd"/>
-      <w:r>
-        <w:t xml:space="preserve"> </w:t>
-      </w:r>
-      <w:proofErr w:type="spellStart"/>
-      <w:r>
-        <w:t>trên</w:t>
-      </w:r>
-      <w:proofErr w:type="spellEnd"/>
-      <w:r>
-        <w:t>. </w:t>
+        <w:t>Bước 3: Vẽ Activity Diagram có 2 Swimlane (Khách hàng, Hệ thống), thể hiện đủ Decision và cặp Fork/Join theo bảng trên. </w:t>
       </w:r>
     </w:p>
     <w:p>
       <w:r>
+        <w:rPr>
+          <w:noProof/>
+        </w:rPr>
         <w:lastRenderedPageBreak/>
         <w:drawing>
           <wp:inline distT="0" distB="0" distL="0" distR="0" wp14:anchorId="16987E7B" wp14:editId="360CAD84">
@@ -1631,534 +765,20 @@
     </w:p>
     <w:p>
       <w:r>
-        <w:t>PHẦN B — Use Case Diagram (</w:t>
-      </w:r>
-      <w:proofErr w:type="spellStart"/>
-      <w:r>
-        <w:t>đủ</w:t>
-      </w:r>
-      <w:proofErr w:type="spellEnd"/>
-      <w:r>
-        <w:t xml:space="preserve"> Actor/UC/Boundary/Association + Include + Extend + Generalization)</w:t>
+        <w:t>PHẦN B — Use Case Diagram (đủ Actor/UC/Boundary/Association + Include + Extend + Generalization)</w:t>
       </w:r>
     </w:p>
     <w:p>
-      <w:proofErr w:type="spellStart"/>
       <w:r>
-        <w:t>Bước</w:t>
-      </w:r>
-      <w:proofErr w:type="spellEnd"/>
-      <w:r>
-        <w:t xml:space="preserve"> 4: </w:t>
-      </w:r>
-      <w:proofErr w:type="spellStart"/>
-      <w:r>
-        <w:t>Đọc</w:t>
-      </w:r>
-      <w:proofErr w:type="spellEnd"/>
-      <w:r>
-        <w:t xml:space="preserve"> </w:t>
-      </w:r>
-      <w:proofErr w:type="spellStart"/>
-      <w:r>
-        <w:t>bổ</w:t>
-      </w:r>
-      <w:proofErr w:type="spellEnd"/>
-      <w:r>
-        <w:t xml:space="preserve"> sung: "</w:t>
-      </w:r>
-      <w:proofErr w:type="spellStart"/>
-      <w:r>
-        <w:t>Khách</w:t>
-      </w:r>
-      <w:proofErr w:type="spellEnd"/>
-      <w:r>
-        <w:t xml:space="preserve"> </w:t>
-      </w:r>
-      <w:proofErr w:type="spellStart"/>
-      <w:r>
-        <w:t>hàng</w:t>
-      </w:r>
-      <w:proofErr w:type="spellEnd"/>
-      <w:r>
-        <w:t xml:space="preserve"> </w:t>
-      </w:r>
-      <w:proofErr w:type="spellStart"/>
-      <w:r>
-        <w:t>phải</w:t>
-      </w:r>
-      <w:proofErr w:type="spellEnd"/>
-      <w:r>
-        <w:t xml:space="preserve"> </w:t>
-      </w:r>
-      <w:proofErr w:type="spellStart"/>
-      <w:r>
-        <w:t>Đăng</w:t>
-      </w:r>
-      <w:proofErr w:type="spellEnd"/>
-      <w:r>
-        <w:t xml:space="preserve"> </w:t>
-      </w:r>
-      <w:proofErr w:type="spellStart"/>
-      <w:r>
-        <w:t>nhập</w:t>
-      </w:r>
-      <w:proofErr w:type="spellEnd"/>
-      <w:r>
-        <w:t xml:space="preserve"> (</w:t>
-      </w:r>
-      <w:proofErr w:type="spellStart"/>
-      <w:r>
-        <w:t>quét</w:t>
-      </w:r>
-      <w:proofErr w:type="spellEnd"/>
-      <w:r>
-        <w:t xml:space="preserve"> </w:t>
-      </w:r>
-      <w:proofErr w:type="spellStart"/>
-      <w:r>
-        <w:t>mã</w:t>
-      </w:r>
-      <w:proofErr w:type="spellEnd"/>
-      <w:r>
-        <w:t xml:space="preserve"> QR) </w:t>
-      </w:r>
-      <w:proofErr w:type="spellStart"/>
-      <w:r>
-        <w:t>trước</w:t>
-      </w:r>
-      <w:proofErr w:type="spellEnd"/>
-      <w:r>
-        <w:t xml:space="preserve"> </w:t>
-      </w:r>
-      <w:proofErr w:type="spellStart"/>
-      <w:r>
-        <w:t>khi</w:t>
-      </w:r>
-      <w:proofErr w:type="spellEnd"/>
-      <w:r>
-        <w:t xml:space="preserve"> Rút </w:t>
-      </w:r>
-      <w:proofErr w:type="spellStart"/>
-      <w:r>
-        <w:t>tiền</w:t>
-      </w:r>
-      <w:proofErr w:type="spellEnd"/>
-      <w:r>
-        <w:t xml:space="preserve"> (</w:t>
-      </w:r>
-      <w:proofErr w:type="spellStart"/>
-      <w:r>
-        <w:t>bắt</w:t>
-      </w:r>
-      <w:proofErr w:type="spellEnd"/>
-      <w:r>
-        <w:t xml:space="preserve"> </w:t>
-      </w:r>
-      <w:proofErr w:type="spellStart"/>
-      <w:r>
-        <w:t>buộc</w:t>
-      </w:r>
-      <w:proofErr w:type="spellEnd"/>
-      <w:r>
-        <w:t xml:space="preserve">). </w:t>
-      </w:r>
-      <w:proofErr w:type="spellStart"/>
-      <w:r>
-        <w:t>Khách</w:t>
-      </w:r>
-      <w:proofErr w:type="spellEnd"/>
-      <w:r>
-        <w:t xml:space="preserve"> </w:t>
-      </w:r>
-      <w:proofErr w:type="spellStart"/>
-      <w:r>
-        <w:t>hàng</w:t>
-      </w:r>
-      <w:proofErr w:type="spellEnd"/>
-      <w:r>
-        <w:t xml:space="preserve"> </w:t>
-      </w:r>
-      <w:proofErr w:type="spellStart"/>
-      <w:r>
-        <w:t>có</w:t>
-      </w:r>
-      <w:proofErr w:type="spellEnd"/>
-      <w:r>
-        <w:t xml:space="preserve"> </w:t>
-      </w:r>
-      <w:proofErr w:type="spellStart"/>
-      <w:r>
-        <w:t>thể</w:t>
-      </w:r>
-      <w:proofErr w:type="spellEnd"/>
-      <w:r>
-        <w:t xml:space="preserve"> </w:t>
-      </w:r>
-      <w:proofErr w:type="spellStart"/>
-      <w:r>
-        <w:t>tuỳ</w:t>
-      </w:r>
-      <w:proofErr w:type="spellEnd"/>
-      <w:r>
-        <w:t xml:space="preserve"> </w:t>
-      </w:r>
-      <w:proofErr w:type="spellStart"/>
-      <w:r>
-        <w:t>chọn</w:t>
-      </w:r>
-      <w:proofErr w:type="spellEnd"/>
-      <w:r>
-        <w:t xml:space="preserve"> </w:t>
-      </w:r>
-      <w:proofErr w:type="gramStart"/>
-      <w:r>
-        <w:t>In</w:t>
-      </w:r>
-      <w:proofErr w:type="gramEnd"/>
-      <w:r>
-        <w:t xml:space="preserve"> </w:t>
-      </w:r>
-      <w:proofErr w:type="spellStart"/>
-      <w:r>
-        <w:t>hóa</w:t>
-      </w:r>
-      <w:proofErr w:type="spellEnd"/>
-      <w:r>
-        <w:t xml:space="preserve"> </w:t>
-      </w:r>
-      <w:proofErr w:type="spellStart"/>
-      <w:r>
-        <w:t>đơn</w:t>
-      </w:r>
-      <w:proofErr w:type="spellEnd"/>
-      <w:r>
-        <w:t xml:space="preserve"> </w:t>
-      </w:r>
-      <w:proofErr w:type="spellStart"/>
-      <w:r>
-        <w:t>giao</w:t>
-      </w:r>
-      <w:proofErr w:type="spellEnd"/>
-      <w:r>
-        <w:t xml:space="preserve"> </w:t>
-      </w:r>
-      <w:proofErr w:type="spellStart"/>
-      <w:r>
-        <w:t>dịch</w:t>
-      </w:r>
-      <w:proofErr w:type="spellEnd"/>
-      <w:r>
-        <w:t xml:space="preserve"> </w:t>
-      </w:r>
-      <w:proofErr w:type="spellStart"/>
-      <w:r>
-        <w:t>sau</w:t>
-      </w:r>
-      <w:proofErr w:type="spellEnd"/>
-      <w:r>
-        <w:t xml:space="preserve"> </w:t>
-      </w:r>
-      <w:proofErr w:type="spellStart"/>
-      <w:r>
-        <w:t>khi</w:t>
-      </w:r>
-      <w:proofErr w:type="spellEnd"/>
-      <w:r>
-        <w:t xml:space="preserve"> </w:t>
-      </w:r>
-      <w:proofErr w:type="spellStart"/>
-      <w:r>
-        <w:t>rút</w:t>
-      </w:r>
-      <w:proofErr w:type="spellEnd"/>
-      <w:r>
-        <w:t xml:space="preserve"> </w:t>
-      </w:r>
-      <w:proofErr w:type="spellStart"/>
-      <w:r>
-        <w:t>tiền</w:t>
-      </w:r>
-      <w:proofErr w:type="spellEnd"/>
-      <w:r>
-        <w:t xml:space="preserve"> (</w:t>
-      </w:r>
-      <w:proofErr w:type="spellStart"/>
-      <w:r>
-        <w:t>không</w:t>
-      </w:r>
-      <w:proofErr w:type="spellEnd"/>
-      <w:r>
-        <w:t xml:space="preserve"> </w:t>
-      </w:r>
-      <w:proofErr w:type="spellStart"/>
-      <w:r>
-        <w:t>bắt</w:t>
-      </w:r>
-      <w:proofErr w:type="spellEnd"/>
-      <w:r>
-        <w:t xml:space="preserve"> </w:t>
-      </w:r>
-      <w:proofErr w:type="spellStart"/>
-      <w:r>
-        <w:t>buộc</w:t>
-      </w:r>
-      <w:proofErr w:type="spellEnd"/>
-      <w:r>
-        <w:t xml:space="preserve">). Rút </w:t>
-      </w:r>
-      <w:proofErr w:type="spellStart"/>
-      <w:r>
-        <w:t>tiền</w:t>
-      </w:r>
-      <w:proofErr w:type="spellEnd"/>
-      <w:r>
-        <w:t xml:space="preserve"> </w:t>
-      </w:r>
-      <w:proofErr w:type="spellStart"/>
-      <w:r>
-        <w:t>có</w:t>
-      </w:r>
-      <w:proofErr w:type="spellEnd"/>
-      <w:r>
-        <w:t xml:space="preserve"> 2 </w:t>
-      </w:r>
-      <w:proofErr w:type="spellStart"/>
-      <w:r>
-        <w:t>hình</w:t>
-      </w:r>
-      <w:proofErr w:type="spellEnd"/>
-      <w:r>
-        <w:t xml:space="preserve"> </w:t>
-      </w:r>
-      <w:proofErr w:type="spellStart"/>
-      <w:r>
-        <w:t>thức</w:t>
-      </w:r>
-      <w:proofErr w:type="spellEnd"/>
-      <w:r>
-        <w:t xml:space="preserve">: Rút </w:t>
-      </w:r>
-      <w:proofErr w:type="spellStart"/>
-      <w:r>
-        <w:t>tiền</w:t>
-      </w:r>
-      <w:proofErr w:type="spellEnd"/>
-      <w:r>
-        <w:t xml:space="preserve"> </w:t>
-      </w:r>
-      <w:proofErr w:type="spellStart"/>
-      <w:r>
-        <w:t>tiêu</w:t>
-      </w:r>
-      <w:proofErr w:type="spellEnd"/>
-      <w:r>
-        <w:t xml:space="preserve"> </w:t>
-      </w:r>
-      <w:proofErr w:type="spellStart"/>
-      <w:r>
-        <w:t>chuẩn</w:t>
-      </w:r>
-      <w:proofErr w:type="spellEnd"/>
-      <w:r>
-        <w:t xml:space="preserve"> </w:t>
-      </w:r>
-      <w:proofErr w:type="spellStart"/>
-      <w:r>
-        <w:t>và</w:t>
-      </w:r>
-      <w:proofErr w:type="spellEnd"/>
-      <w:r>
-        <w:t xml:space="preserve"> Rút </w:t>
-      </w:r>
-      <w:proofErr w:type="spellStart"/>
-      <w:r>
-        <w:t>tiền</w:t>
-      </w:r>
-      <w:proofErr w:type="spellEnd"/>
-      <w:r>
-        <w:t xml:space="preserve"> </w:t>
-      </w:r>
-      <w:proofErr w:type="spellStart"/>
-      <w:r>
-        <w:t>nhanh</w:t>
-      </w:r>
-      <w:proofErr w:type="spellEnd"/>
-      <w:r>
-        <w:t xml:space="preserve"> (</w:t>
-      </w:r>
-      <w:proofErr w:type="spellStart"/>
-      <w:r>
-        <w:t>không</w:t>
-      </w:r>
-      <w:proofErr w:type="spellEnd"/>
-      <w:r>
-        <w:t xml:space="preserve"> </w:t>
-      </w:r>
-      <w:proofErr w:type="spellStart"/>
-      <w:r>
-        <w:t>cần</w:t>
-      </w:r>
-      <w:proofErr w:type="spellEnd"/>
-      <w:r>
-        <w:t xml:space="preserve"> </w:t>
-      </w:r>
-      <w:proofErr w:type="spellStart"/>
-      <w:r>
-        <w:t>chọn</w:t>
-      </w:r>
-      <w:proofErr w:type="spellEnd"/>
-      <w:r>
-        <w:t xml:space="preserve"> </w:t>
-      </w:r>
-      <w:proofErr w:type="spellStart"/>
-      <w:r>
-        <w:t>mệnh</w:t>
-      </w:r>
-      <w:proofErr w:type="spellEnd"/>
-      <w:r>
-        <w:t xml:space="preserve"> </w:t>
-      </w:r>
-      <w:proofErr w:type="spellStart"/>
-      <w:r>
-        <w:t>giá</w:t>
-      </w:r>
-      <w:proofErr w:type="spellEnd"/>
-      <w:r>
-        <w:t xml:space="preserve">) — </w:t>
-      </w:r>
-      <w:proofErr w:type="spellStart"/>
-      <w:r>
-        <w:t>cả</w:t>
-      </w:r>
-      <w:proofErr w:type="spellEnd"/>
-      <w:r>
-        <w:t xml:space="preserve"> </w:t>
-      </w:r>
-      <w:proofErr w:type="spellStart"/>
-      <w:r>
-        <w:t>hai</w:t>
-      </w:r>
-      <w:proofErr w:type="spellEnd"/>
-      <w:r>
-        <w:t xml:space="preserve"> </w:t>
-      </w:r>
-      <w:proofErr w:type="spellStart"/>
-      <w:r>
-        <w:t>đều</w:t>
-      </w:r>
-      <w:proofErr w:type="spellEnd"/>
-      <w:r>
-        <w:t xml:space="preserve"> </w:t>
-      </w:r>
-      <w:proofErr w:type="spellStart"/>
-      <w:r>
-        <w:t>là</w:t>
-      </w:r>
-      <w:proofErr w:type="spellEnd"/>
-      <w:r>
-        <w:t xml:space="preserve"> </w:t>
-      </w:r>
-      <w:proofErr w:type="spellStart"/>
-      <w:r>
-        <w:t>một</w:t>
-      </w:r>
-      <w:proofErr w:type="spellEnd"/>
-      <w:r>
-        <w:t xml:space="preserve"> </w:t>
-      </w:r>
-      <w:proofErr w:type="spellStart"/>
-      <w:r>
-        <w:t>dạng</w:t>
-      </w:r>
-      <w:proofErr w:type="spellEnd"/>
-      <w:r>
-        <w:t xml:space="preserve"> </w:t>
-      </w:r>
-      <w:proofErr w:type="spellStart"/>
-      <w:r>
-        <w:t>của</w:t>
-      </w:r>
-      <w:proofErr w:type="spellEnd"/>
-      <w:r>
-        <w:t xml:space="preserve"> Rút </w:t>
-      </w:r>
-      <w:proofErr w:type="spellStart"/>
-      <w:r>
-        <w:t>tiền</w:t>
-      </w:r>
-      <w:proofErr w:type="spellEnd"/>
-      <w:r>
-        <w:t>."</w:t>
+        <w:t>Bước 4: Đọc bổ sung: "Khách hàng phải Đăng nhập (quét mã QR) trước khi Rút tiền (bắt buộc). Khách hàng có thể tuỳ chọn In hóa đơn giao dịch sau khi rút tiền (không bắt buộc). Rút tiền có 2 hình thức: Rút tiền tiêu chuẩn và Rút tiền nhanh (không cần chọn mệnh giá) — cả hai đều là một dạng của Rút tiền."</w:t>
       </w:r>
     </w:p>
     <w:p/>
     <w:p/>
     <w:p/>
     <w:p>
-      <w:proofErr w:type="spellStart"/>
       <w:r>
-        <w:t>Bước</w:t>
-      </w:r>
-      <w:proofErr w:type="spellEnd"/>
-      <w:r>
-        <w:t xml:space="preserve"> 5: Hoàn </w:t>
-      </w:r>
-      <w:proofErr w:type="spellStart"/>
-      <w:r>
-        <w:t>thiện</w:t>
-      </w:r>
-      <w:proofErr w:type="spellEnd"/>
-      <w:r>
-        <w:t xml:space="preserve"> </w:t>
-      </w:r>
-      <w:proofErr w:type="spellStart"/>
-      <w:r>
-        <w:t>bảng</w:t>
-      </w:r>
-      <w:proofErr w:type="spellEnd"/>
-      <w:r>
-        <w:t xml:space="preserve"> </w:t>
-      </w:r>
-      <w:proofErr w:type="spellStart"/>
-      <w:r>
-        <w:t>quan</w:t>
-      </w:r>
-      <w:proofErr w:type="spellEnd"/>
-      <w:r>
-        <w:t xml:space="preserve"> </w:t>
-      </w:r>
-      <w:proofErr w:type="spellStart"/>
-      <w:r>
-        <w:t>hệ</w:t>
-      </w:r>
-      <w:proofErr w:type="spellEnd"/>
-      <w:r>
-        <w:t xml:space="preserve"> (</w:t>
-      </w:r>
-      <w:proofErr w:type="spellStart"/>
-      <w:r>
-        <w:t>đã</w:t>
-      </w:r>
-      <w:proofErr w:type="spellEnd"/>
-      <w:r>
-        <w:t xml:space="preserve"> </w:t>
-      </w:r>
-      <w:proofErr w:type="spellStart"/>
-      <w:r>
-        <w:t>có</w:t>
-      </w:r>
-      <w:proofErr w:type="spellEnd"/>
-      <w:r>
-        <w:t xml:space="preserve"> </w:t>
-      </w:r>
-      <w:proofErr w:type="spellStart"/>
-      <w:r>
-        <w:t>sẵn</w:t>
-      </w:r>
-      <w:proofErr w:type="spellEnd"/>
-      <w:r>
-        <w:t xml:space="preserve"> 60%).</w:t>
+        <w:t>Bước 5: Hoàn thiện bảng quan hệ (đã có sẵn 60%).</w:t>
       </w:r>
     </w:p>
     <w:tbl>
@@ -2249,13 +869,8 @@
           </w:tcPr>
           <w:p>
             <w:r>
-              <w:t xml:space="preserve">Quan </w:t>
-            </w:r>
-            <w:proofErr w:type="spellStart"/>
-            <w:r>
-              <w:t>hệ</w:t>
-            </w:r>
-            <w:proofErr w:type="spellEnd"/>
+              <w:t>Quan hệ</w:t>
+            </w:r>
           </w:p>
         </w:tc>
         <w:tc>
@@ -2276,21 +891,8 @@
             <w:hideMark/>
           </w:tcPr>
           <w:p>
-            <w:proofErr w:type="spellStart"/>
-            <w:r>
-              <w:t>Giải</w:t>
-            </w:r>
-            <w:proofErr w:type="spellEnd"/>
-            <w:r>
-              <w:t xml:space="preserve"> </w:t>
-            </w:r>
-            <w:proofErr w:type="spellStart"/>
-            <w:r>
-              <w:t>thích</w:t>
-            </w:r>
-            <w:proofErr w:type="spellEnd"/>
-            <w:r>
-              <w:t xml:space="preserve"> logic</w:t>
+            <w:r>
+              <w:t>Giải thích logic</w:t>
             </w:r>
           </w:p>
         </w:tc>
@@ -2319,13 +921,8 @@
           <w:p>
             <w:r>
               <w:lastRenderedPageBreak/>
-              <w:t xml:space="preserve">Rút </w:t>
-            </w:r>
-            <w:proofErr w:type="spellStart"/>
-            <w:r>
-              <w:t>tiền</w:t>
-            </w:r>
-            <w:proofErr w:type="spellEnd"/>
+              <w:t>Rút tiền</w:t>
+            </w:r>
           </w:p>
         </w:tc>
         <w:tc>
@@ -2347,19 +944,9 @@
             <w:hideMark/>
           </w:tcPr>
           <w:p>
-            <w:proofErr w:type="spellStart"/>
-            <w:r>
-              <w:t>Đăng</w:t>
-            </w:r>
-            <w:proofErr w:type="spellEnd"/>
-            <w:r>
-              <w:t xml:space="preserve"> </w:t>
-            </w:r>
-            <w:proofErr w:type="spellStart"/>
-            <w:r>
-              <w:t>nhập</w:t>
-            </w:r>
-            <w:proofErr w:type="spellEnd"/>
+            <w:r>
+              <w:t>Đăng nhập</w:t>
+            </w:r>
           </w:p>
         </w:tc>
         <w:tc>
@@ -2404,77 +991,8 @@
             <w:hideMark/>
           </w:tcPr>
           <w:p>
-            <w:proofErr w:type="spellStart"/>
-            <w:r>
-              <w:t>Phải</w:t>
-            </w:r>
-            <w:proofErr w:type="spellEnd"/>
-            <w:r>
-              <w:t xml:space="preserve"> </w:t>
-            </w:r>
-            <w:proofErr w:type="spellStart"/>
-            <w:r>
-              <w:t>đăng</w:t>
-            </w:r>
-            <w:proofErr w:type="spellEnd"/>
-            <w:r>
-              <w:t xml:space="preserve"> </w:t>
-            </w:r>
-            <w:proofErr w:type="spellStart"/>
-            <w:r>
-              <w:t>nhập</w:t>
-            </w:r>
-            <w:proofErr w:type="spellEnd"/>
-            <w:r>
-              <w:t xml:space="preserve"> </w:t>
-            </w:r>
-            <w:proofErr w:type="spellStart"/>
-            <w:r>
-              <w:t>trước</w:t>
-            </w:r>
-            <w:proofErr w:type="spellEnd"/>
-            <w:r>
-              <w:t xml:space="preserve"> </w:t>
-            </w:r>
-            <w:proofErr w:type="spellStart"/>
-            <w:r>
-              <w:t>khi</w:t>
-            </w:r>
-            <w:proofErr w:type="spellEnd"/>
-            <w:r>
-              <w:t xml:space="preserve"> </w:t>
-            </w:r>
-            <w:proofErr w:type="spellStart"/>
-            <w:r>
-              <w:t>rút</w:t>
-            </w:r>
-            <w:proofErr w:type="spellEnd"/>
-            <w:r>
-              <w:t xml:space="preserve"> </w:t>
-            </w:r>
-            <w:proofErr w:type="spellStart"/>
-            <w:r>
-              <w:t>tiền</w:t>
-            </w:r>
-            <w:proofErr w:type="spellEnd"/>
-            <w:r>
-              <w:t xml:space="preserve"> (</w:t>
-            </w:r>
-            <w:proofErr w:type="spellStart"/>
-            <w:r>
-              <w:t>Bắt</w:t>
-            </w:r>
-            <w:proofErr w:type="spellEnd"/>
-            <w:r>
-              <w:t xml:space="preserve"> </w:t>
-            </w:r>
-            <w:proofErr w:type="spellStart"/>
-            <w:r>
-              <w:t>buộc</w:t>
-            </w:r>
-            <w:proofErr w:type="spellEnd"/>
-            <w:r>
-              <w:t>)</w:t>
+            <w:r>
+              <w:t>Phải đăng nhập trước khi rút tiền (Bắt buộc)</w:t>
             </w:r>
           </w:p>
         </w:tc>
@@ -2502,13 +1020,8 @@
           </w:tcPr>
           <w:p>
             <w:r>
-              <w:t xml:space="preserve">Rút </w:t>
-            </w:r>
-            <w:proofErr w:type="spellStart"/>
-            <w:r>
-              <w:t>tiền</w:t>
-            </w:r>
-            <w:proofErr w:type="spellEnd"/>
+              <w:t>Rút tiền</w:t>
+            </w:r>
           </w:p>
         </w:tc>
         <w:tc>
@@ -2531,37 +1044,8 @@
           </w:tcPr>
           <w:p>
             <w:r>
-              <w:t xml:space="preserve">In </w:t>
-            </w:r>
-            <w:proofErr w:type="spellStart"/>
-            <w:r>
-              <w:t>hóa</w:t>
-            </w:r>
-            <w:proofErr w:type="spellEnd"/>
-            <w:r>
-              <w:t xml:space="preserve"> </w:t>
-            </w:r>
-            <w:proofErr w:type="spellStart"/>
-            <w:r>
-              <w:t>đơn</w:t>
-            </w:r>
-            <w:proofErr w:type="spellEnd"/>
-            <w:r>
-              <w:t xml:space="preserve"> </w:t>
-            </w:r>
-            <w:proofErr w:type="spellStart"/>
-            <w:r>
-              <w:t>giao</w:t>
-            </w:r>
-            <w:proofErr w:type="spellEnd"/>
-            <w:r>
-              <w:t xml:space="preserve"> </w:t>
-            </w:r>
-            <w:proofErr w:type="spellStart"/>
-            <w:r>
-              <w:t>dịch</w:t>
-            </w:r>
-            <w:proofErr w:type="spellEnd"/>
+              <w:t>In hóa đơn giao dịch</w:t>
+            </w:r>
           </w:p>
         </w:tc>
         <w:tc>
@@ -2607,149 +1091,8 @@
           </w:tcPr>
           <w:p>
             <w:r>
-              <w:t xml:space="preserve">In </w:t>
-            </w:r>
-            <w:proofErr w:type="spellStart"/>
-            <w:r>
-              <w:t>hóa</w:t>
-            </w:r>
-            <w:proofErr w:type="spellEnd"/>
-            <w:r>
-              <w:t xml:space="preserve"> </w:t>
-            </w:r>
-            <w:proofErr w:type="spellStart"/>
-            <w:r>
-              <w:t>đơn</w:t>
-            </w:r>
-            <w:proofErr w:type="spellEnd"/>
-            <w:r>
-              <w:t xml:space="preserve"> </w:t>
-            </w:r>
-            <w:proofErr w:type="spellStart"/>
-            <w:r>
-              <w:t>là</w:t>
-            </w:r>
-            <w:proofErr w:type="spellEnd"/>
-            <w:r>
-              <w:t xml:space="preserve"> </w:t>
-            </w:r>
-            <w:proofErr w:type="spellStart"/>
-            <w:r>
-              <w:t>chức</w:t>
-            </w:r>
-            <w:proofErr w:type="spellEnd"/>
-            <w:r>
-              <w:t xml:space="preserve"> </w:t>
-            </w:r>
-            <w:proofErr w:type="spellStart"/>
-            <w:r>
-              <w:t>năng</w:t>
-            </w:r>
-            <w:proofErr w:type="spellEnd"/>
-            <w:r>
-              <w:t xml:space="preserve"> </w:t>
-            </w:r>
-            <w:proofErr w:type="spellStart"/>
-            <w:r>
-              <w:t>tùy</w:t>
-            </w:r>
-            <w:proofErr w:type="spellEnd"/>
-            <w:r>
-              <w:t xml:space="preserve"> </w:t>
-            </w:r>
-            <w:proofErr w:type="spellStart"/>
-            <w:r>
-              <w:t>chọn</w:t>
-            </w:r>
-            <w:proofErr w:type="spellEnd"/>
-            <w:r>
-              <w:t xml:space="preserve">, </w:t>
-            </w:r>
-            <w:proofErr w:type="spellStart"/>
-            <w:r>
-              <w:t>khách</w:t>
-            </w:r>
-            <w:proofErr w:type="spellEnd"/>
-            <w:r>
-              <w:t xml:space="preserve"> </w:t>
-            </w:r>
-            <w:proofErr w:type="spellStart"/>
-            <w:r>
-              <w:t>hàng</w:t>
-            </w:r>
-            <w:proofErr w:type="spellEnd"/>
-            <w:r>
-              <w:t xml:space="preserve"> </w:t>
-            </w:r>
-            <w:proofErr w:type="spellStart"/>
-            <w:r>
-              <w:t>có</w:t>
-            </w:r>
-            <w:proofErr w:type="spellEnd"/>
-            <w:r>
-              <w:t xml:space="preserve"> </w:t>
-            </w:r>
-            <w:proofErr w:type="spellStart"/>
-            <w:r>
-              <w:t>thể</w:t>
-            </w:r>
-            <w:proofErr w:type="spellEnd"/>
-            <w:r>
-              <w:t xml:space="preserve"> </w:t>
-            </w:r>
-            <w:proofErr w:type="spellStart"/>
-            <w:r>
-              <w:t>chọn</w:t>
-            </w:r>
-            <w:proofErr w:type="spellEnd"/>
-            <w:r>
-              <w:t xml:space="preserve"> </w:t>
-            </w:r>
-            <w:proofErr w:type="spellStart"/>
-            <w:r>
-              <w:t>hoặc</w:t>
-            </w:r>
-            <w:proofErr w:type="spellEnd"/>
-            <w:r>
-              <w:t xml:space="preserve"> </w:t>
-            </w:r>
-            <w:proofErr w:type="spellStart"/>
-            <w:r>
-              <w:t>không</w:t>
-            </w:r>
-            <w:proofErr w:type="spellEnd"/>
-            <w:r>
-              <w:t xml:space="preserve"> </w:t>
-            </w:r>
-            <w:proofErr w:type="spellStart"/>
-            <w:r>
-              <w:t>sau</w:t>
-            </w:r>
-            <w:proofErr w:type="spellEnd"/>
-            <w:r>
-              <w:t xml:space="preserve"> </w:t>
-            </w:r>
-            <w:proofErr w:type="spellStart"/>
-            <w:r>
-              <w:t>khi</w:t>
-            </w:r>
-            <w:proofErr w:type="spellEnd"/>
-            <w:r>
-              <w:t xml:space="preserve"> </w:t>
-            </w:r>
-            <w:proofErr w:type="spellStart"/>
-            <w:r>
-              <w:t>rút</w:t>
-            </w:r>
-            <w:proofErr w:type="spellEnd"/>
-            <w:r>
-              <w:t xml:space="preserve"> </w:t>
-            </w:r>
-            <w:proofErr w:type="spellStart"/>
-            <w:r>
-              <w:t>tiền</w:t>
-            </w:r>
-            <w:proofErr w:type="spellEnd"/>
+              <w:t>In hóa đơn là chức năng tùy chọn, khách hàng có thể chọn hoặc không sau khi rút tiền</w:t>
+            </w:r>
           </w:p>
         </w:tc>
       </w:tr>
@@ -2776,13 +1119,8 @@
           </w:tcPr>
           <w:p>
             <w:r>
-              <w:t xml:space="preserve">Rút </w:t>
-            </w:r>
-            <w:proofErr w:type="spellStart"/>
-            <w:r>
-              <w:t>tiền</w:t>
-            </w:r>
-            <w:proofErr w:type="spellEnd"/>
+              <w:t>Rút tiền</w:t>
+            </w:r>
           </w:p>
         </w:tc>
         <w:tc>
@@ -2805,29 +1143,8 @@
           </w:tcPr>
           <w:p>
             <w:r>
-              <w:t xml:space="preserve">Rút </w:t>
-            </w:r>
-            <w:proofErr w:type="spellStart"/>
-            <w:r>
-              <w:t>tiền</w:t>
-            </w:r>
-            <w:proofErr w:type="spellEnd"/>
-            <w:r>
-              <w:t xml:space="preserve"> </w:t>
-            </w:r>
-            <w:proofErr w:type="spellStart"/>
-            <w:r>
-              <w:t>tiêu</w:t>
-            </w:r>
-            <w:proofErr w:type="spellEnd"/>
-            <w:r>
-              <w:t xml:space="preserve"> </w:t>
-            </w:r>
-            <w:proofErr w:type="spellStart"/>
-            <w:r>
-              <w:t>chuẩn</w:t>
-            </w:r>
-            <w:proofErr w:type="spellEnd"/>
+              <w:t>Rút tiền tiêu chuẩn</w:t>
+            </w:r>
           </w:p>
         </w:tc>
         <w:tc>
@@ -2872,77 +1189,8 @@
             <w:hideMark/>
           </w:tcPr>
           <w:p>
-            <w:proofErr w:type="spellStart"/>
-            <w:r>
-              <w:t>Là</w:t>
-            </w:r>
-            <w:proofErr w:type="spellEnd"/>
-            <w:r>
-              <w:t xml:space="preserve"> </w:t>
-            </w:r>
-            <w:proofErr w:type="spellStart"/>
-            <w:r>
-              <w:t>một</w:t>
-            </w:r>
-            <w:proofErr w:type="spellEnd"/>
-            <w:r>
-              <w:t xml:space="preserve"> </w:t>
-            </w:r>
-            <w:proofErr w:type="spellStart"/>
-            <w:r>
-              <w:t>dạng</w:t>
-            </w:r>
-            <w:proofErr w:type="spellEnd"/>
-            <w:r>
-              <w:t xml:space="preserve"> </w:t>
-            </w:r>
-            <w:proofErr w:type="spellStart"/>
-            <w:r>
-              <w:t>chuyên</w:t>
-            </w:r>
-            <w:proofErr w:type="spellEnd"/>
-            <w:r>
-              <w:t xml:space="preserve"> </w:t>
-            </w:r>
-            <w:proofErr w:type="spellStart"/>
-            <w:r>
-              <w:t>biệt</w:t>
-            </w:r>
-            <w:proofErr w:type="spellEnd"/>
-            <w:r>
-              <w:t xml:space="preserve"> </w:t>
-            </w:r>
-            <w:proofErr w:type="spellStart"/>
-            <w:r>
-              <w:t>của</w:t>
-            </w:r>
-            <w:proofErr w:type="spellEnd"/>
-            <w:r>
-              <w:t xml:space="preserve"> Rút </w:t>
-            </w:r>
-            <w:proofErr w:type="spellStart"/>
-            <w:r>
-              <w:t>tiền</w:t>
-            </w:r>
-            <w:proofErr w:type="spellEnd"/>
-            <w:r>
-              <w:t xml:space="preserve"> (</w:t>
-            </w:r>
-            <w:proofErr w:type="spellStart"/>
-            <w:r>
-              <w:t>Kế</w:t>
-            </w:r>
-            <w:proofErr w:type="spellEnd"/>
-            <w:r>
-              <w:t xml:space="preserve"> </w:t>
-            </w:r>
-            <w:proofErr w:type="spellStart"/>
-            <w:r>
-              <w:t>thừa</w:t>
-            </w:r>
-            <w:proofErr w:type="spellEnd"/>
-            <w:r>
-              <w:t>)</w:t>
+            <w:r>
+              <w:t>Là một dạng chuyên biệt của Rút tiền (Kế thừa)</w:t>
             </w:r>
           </w:p>
         </w:tc>
@@ -2970,13 +1218,8 @@
           </w:tcPr>
           <w:p>
             <w:r>
-              <w:t xml:space="preserve">Rút </w:t>
-            </w:r>
-            <w:proofErr w:type="spellStart"/>
-            <w:r>
-              <w:t>tiền</w:t>
-            </w:r>
-            <w:proofErr w:type="spellEnd"/>
+              <w:t>Rút tiền</w:t>
+            </w:r>
           </w:p>
         </w:tc>
         <w:tc>
@@ -2999,21 +1242,8 @@
           </w:tcPr>
           <w:p>
             <w:r>
-              <w:t xml:space="preserve">Rút </w:t>
-            </w:r>
-            <w:proofErr w:type="spellStart"/>
-            <w:r>
-              <w:t>tiền</w:t>
-            </w:r>
-            <w:proofErr w:type="spellEnd"/>
-            <w:r>
-              <w:t xml:space="preserve"> </w:t>
-            </w:r>
-            <w:proofErr w:type="spellStart"/>
-            <w:r>
-              <w:t>nhanh</w:t>
-            </w:r>
-            <w:proofErr w:type="spellEnd"/>
+              <w:t>Rút tiền nhanh</w:t>
+            </w:r>
           </w:p>
         </w:tc>
         <w:tc>
@@ -3059,77 +1289,8 @@
           </w:tcPr>
           <w:p>
             <w:r>
-              <w:t xml:space="preserve">Rút </w:t>
-            </w:r>
-            <w:proofErr w:type="spellStart"/>
-            <w:r>
-              <w:t>tiền</w:t>
-            </w:r>
-            <w:proofErr w:type="spellEnd"/>
-            <w:r>
-              <w:t xml:space="preserve"> </w:t>
-            </w:r>
-            <w:proofErr w:type="spellStart"/>
-            <w:r>
-              <w:t>nhanh</w:t>
-            </w:r>
-            <w:proofErr w:type="spellEnd"/>
-            <w:r>
-              <w:t xml:space="preserve"> </w:t>
-            </w:r>
-            <w:proofErr w:type="spellStart"/>
-            <w:r>
-              <w:t>là</w:t>
-            </w:r>
-            <w:proofErr w:type="spellEnd"/>
-            <w:r>
-              <w:t xml:space="preserve"> </w:t>
-            </w:r>
-            <w:proofErr w:type="spellStart"/>
-            <w:r>
-              <w:t>một</w:t>
-            </w:r>
-            <w:proofErr w:type="spellEnd"/>
-            <w:r>
-              <w:t xml:space="preserve"> </w:t>
-            </w:r>
-            <w:proofErr w:type="spellStart"/>
-            <w:r>
-              <w:t>dạng</w:t>
-            </w:r>
-            <w:proofErr w:type="spellEnd"/>
-            <w:r>
-              <w:t xml:space="preserve"> </w:t>
-            </w:r>
-            <w:proofErr w:type="spellStart"/>
-            <w:r>
-              <w:t>chuyên</w:t>
-            </w:r>
-            <w:proofErr w:type="spellEnd"/>
-            <w:r>
-              <w:t xml:space="preserve"> </w:t>
-            </w:r>
-            <w:proofErr w:type="spellStart"/>
-            <w:r>
-              <w:t>biệt</w:t>
-            </w:r>
-            <w:proofErr w:type="spellEnd"/>
-            <w:r>
-              <w:t xml:space="preserve"> </w:t>
-            </w:r>
-            <w:proofErr w:type="spellStart"/>
-            <w:r>
-              <w:t>của</w:t>
-            </w:r>
-            <w:proofErr w:type="spellEnd"/>
-            <w:r>
-              <w:t xml:space="preserve"> Rút </w:t>
-            </w:r>
-            <w:proofErr w:type="spellStart"/>
-            <w:r>
-              <w:t>tiền</w:t>
-            </w:r>
-            <w:proofErr w:type="spellEnd"/>
+              <w:t>Rút tiền nhanh là một dạng chuyên biệt của Rút tiền</w:t>
+            </w:r>
           </w:p>
         </w:tc>
       </w:tr>
@@ -3140,198 +1301,17 @@
       </w:r>
     </w:p>
     <w:p>
-      <w:proofErr w:type="spellStart"/>
       <w:r>
-        <w:t>Bước</w:t>
-      </w:r>
-      <w:proofErr w:type="spellEnd"/>
-      <w:r>
-        <w:t xml:space="preserve"> 6: </w:t>
-      </w:r>
-      <w:proofErr w:type="spellStart"/>
-      <w:r>
-        <w:t>Vẽ</w:t>
-      </w:r>
-      <w:proofErr w:type="spellEnd"/>
-      <w:r>
-        <w:t xml:space="preserve"> Use Case Diagram </w:t>
-      </w:r>
-      <w:proofErr w:type="spellStart"/>
-      <w:r>
-        <w:t>có</w:t>
-      </w:r>
-      <w:proofErr w:type="spellEnd"/>
-      <w:r>
-        <w:t xml:space="preserve"> 1 System Boundary "</w:t>
-      </w:r>
-      <w:proofErr w:type="spellStart"/>
-      <w:r>
-        <w:t>Hệ</w:t>
-      </w:r>
-      <w:proofErr w:type="spellEnd"/>
-      <w:r>
-        <w:t xml:space="preserve"> </w:t>
-      </w:r>
-      <w:proofErr w:type="spellStart"/>
-      <w:r>
-        <w:t>thống</w:t>
-      </w:r>
-      <w:proofErr w:type="spellEnd"/>
-      <w:r>
-        <w:t xml:space="preserve"> ATM </w:t>
-      </w:r>
-      <w:proofErr w:type="spellStart"/>
-      <w:r>
-        <w:t>RikkeiBank</w:t>
-      </w:r>
-      <w:proofErr w:type="spellEnd"/>
-      <w:r>
-        <w:t>", Actor "</w:t>
-      </w:r>
-      <w:proofErr w:type="spellStart"/>
-      <w:r>
-        <w:t>Khách</w:t>
-      </w:r>
-      <w:proofErr w:type="spellEnd"/>
-      <w:r>
-        <w:t xml:space="preserve"> </w:t>
-      </w:r>
-      <w:proofErr w:type="spellStart"/>
-      <w:r>
-        <w:t>hàng</w:t>
-      </w:r>
-      <w:proofErr w:type="spellEnd"/>
-      <w:r>
-        <w:t xml:space="preserve">", </w:t>
-      </w:r>
-      <w:proofErr w:type="spellStart"/>
-      <w:r>
-        <w:t>đủ</w:t>
-      </w:r>
-      <w:proofErr w:type="spellEnd"/>
-      <w:r>
-        <w:t xml:space="preserve"> </w:t>
-      </w:r>
-      <w:proofErr w:type="spellStart"/>
-      <w:r>
-        <w:t>các</w:t>
-      </w:r>
-      <w:proofErr w:type="spellEnd"/>
-      <w:r>
-        <w:t xml:space="preserve"> Use Case ở </w:t>
-      </w:r>
-      <w:proofErr w:type="spellStart"/>
-      <w:r>
-        <w:t>bảng</w:t>
-      </w:r>
-      <w:proofErr w:type="spellEnd"/>
-      <w:r>
-        <w:t xml:space="preserve"> </w:t>
-      </w:r>
-      <w:proofErr w:type="spellStart"/>
-      <w:r>
-        <w:t>trên</w:t>
-      </w:r>
-      <w:proofErr w:type="spellEnd"/>
-      <w:r>
-        <w:t xml:space="preserve">, </w:t>
-      </w:r>
-      <w:proofErr w:type="spellStart"/>
-      <w:r>
-        <w:t>và</w:t>
-      </w:r>
-      <w:proofErr w:type="spellEnd"/>
-      <w:r>
-        <w:t xml:space="preserve"> </w:t>
-      </w:r>
-      <w:proofErr w:type="spellStart"/>
-      <w:r>
-        <w:t>đủ</w:t>
-      </w:r>
-      <w:proofErr w:type="spellEnd"/>
-      <w:r>
-        <w:t xml:space="preserve"> 3 </w:t>
-      </w:r>
-      <w:proofErr w:type="spellStart"/>
-      <w:r>
-        <w:t>loại</w:t>
-      </w:r>
-      <w:proofErr w:type="spellEnd"/>
-      <w:r>
-        <w:t xml:space="preserve"> </w:t>
-      </w:r>
-      <w:proofErr w:type="spellStart"/>
-      <w:r>
-        <w:t>mũi</w:t>
-      </w:r>
-      <w:proofErr w:type="spellEnd"/>
-      <w:r>
-        <w:t xml:space="preserve"> </w:t>
-      </w:r>
-      <w:proofErr w:type="spellStart"/>
-      <w:r>
-        <w:t>tên</w:t>
-      </w:r>
-      <w:proofErr w:type="spellEnd"/>
-      <w:r>
-        <w:t xml:space="preserve"> </w:t>
-      </w:r>
-      <w:proofErr w:type="spellStart"/>
-      <w:r>
-        <w:t>quan</w:t>
-      </w:r>
-      <w:proofErr w:type="spellEnd"/>
-      <w:r>
-        <w:t xml:space="preserve"> </w:t>
-      </w:r>
-      <w:proofErr w:type="spellStart"/>
-      <w:r>
-        <w:t>hệ</w:t>
-      </w:r>
-      <w:proofErr w:type="spellEnd"/>
-      <w:r>
-        <w:t xml:space="preserve">: [include], [extend], [generalization] </w:t>
-      </w:r>
-      <w:proofErr w:type="spellStart"/>
-      <w:r>
-        <w:t>đúng</w:t>
-      </w:r>
-      <w:proofErr w:type="spellEnd"/>
-      <w:r>
-        <w:t xml:space="preserve"> </w:t>
-      </w:r>
-      <w:proofErr w:type="spellStart"/>
-      <w:r>
-        <w:t>chiều</w:t>
-      </w:r>
-      <w:proofErr w:type="spellEnd"/>
-      <w:r>
-        <w:t xml:space="preserve"> </w:t>
-      </w:r>
-      <w:proofErr w:type="spellStart"/>
-      <w:r>
-        <w:t>theo</w:t>
-      </w:r>
-      <w:proofErr w:type="spellEnd"/>
-      <w:r>
-        <w:t xml:space="preserve"> </w:t>
-      </w:r>
-      <w:proofErr w:type="spellStart"/>
-      <w:r>
-        <w:t>chuẩn</w:t>
-      </w:r>
-      <w:proofErr w:type="spellEnd"/>
-      <w:r>
-        <w:t xml:space="preserve"> UML.</w:t>
+        <w:t>Bước 6: Vẽ Use Case Diagram có 1 System Boundary "Hệ thống ATM RikkeiBank", Actor "Khách hàng", đủ các Use Case ở bảng trên, và đủ 3 loại mũi tên quan hệ: [include], [extend], [generalization] đúng chiều theo chuẩn UML.</w:t>
       </w:r>
     </w:p>
     <w:p>
       <w:r>
         <w:drawing>
-          <wp:inline distT="0" distB="0" distL="0" distR="0" wp14:anchorId="33BD0BC5" wp14:editId="55B969EB">
-            <wp:extent cx="5943600" cy="4109085"/>
-            <wp:effectExtent l="0" t="0" r="0" b="5715"/>
-            <wp:docPr id="319667866" name="Picture 1"/>
+          <wp:inline distT="0" distB="0" distL="0" distR="0" wp14:anchorId="4D05845A" wp14:editId="54DEDD5C">
+            <wp:extent cx="5943600" cy="4019550"/>
+            <wp:effectExtent l="0" t="0" r="0" b="0"/>
+            <wp:docPr id="594865377" name="Picture 1"/>
             <wp:cNvGraphicFramePr>
               <a:graphicFrameLocks xmlns:a="http://schemas.openxmlformats.org/drawingml/2006/main" noChangeAspect="1"/>
             </wp:cNvGraphicFramePr>
@@ -3339,7 +1319,7 @@
               <a:graphicData uri="http://schemas.openxmlformats.org/drawingml/2006/picture">
                 <pic:pic xmlns:pic="http://schemas.openxmlformats.org/drawingml/2006/picture">
                   <pic:nvPicPr>
-                    <pic:cNvPr id="319667866" name=""/>
+                    <pic:cNvPr id="594865377" name=""/>
                     <pic:cNvPicPr/>
                   </pic:nvPicPr>
                   <pic:blipFill>
@@ -3351,7 +1331,7 @@
                   <pic:spPr>
                     <a:xfrm>
                       <a:off x="0" y="0"/>
-                      <a:ext cx="5943600" cy="4109085"/>
+                      <a:ext cx="5943600" cy="4019550"/>
                     </a:xfrm>
                     <a:prstGeom prst="rect">
                       <a:avLst/>
@@ -3977,6 +1957,7 @@
   <w:style w:type="character" w:default="1" w:styleId="DefaultParagraphFont">
     <w:name w:val="Default Paragraph Font"/>
     <w:uiPriority w:val="1"/>
+    <w:semiHidden/>
     <w:unhideWhenUsed/>
   </w:style>
   <w:style w:type="table" w:default="1" w:styleId="TableNormal">
